--- a/IPSLib/Documentation/2026/Рецензии/Otzyv_FedulovDD.docx
+++ b/IPSLib/Documentation/2026/Рецензии/Otzyv_FedulovDD.docx
@@ -435,108 +435,26 @@
     <w:p>
       <w:pPr>
         <w:pStyle w:val="a4"/>
-        <w:rPr>
-          <w:sz w:val="26"/>
-          <w:szCs w:val="26"/>
-        </w:rPr>
-      </w:pPr>
-      <w:r>
-        <w:rPr>
-          <w:sz w:val="26"/>
-          <w:szCs w:val="26"/>
-        </w:rPr>
-        <w:t>Место работы, должность, ученая степень, ученое звание руководителя</w:t>
-      </w:r>
-    </w:p>
-    <w:p>
-      <w:pPr>
-        <w:pStyle w:val="Default"/>
-        <w:tabs>
-          <w:tab w:val="left" w:pos="560"/>
-          <w:tab w:val="left" w:pos="1120"/>
-          <w:tab w:val="left" w:pos="1680"/>
-          <w:tab w:val="left" w:pos="2240"/>
-          <w:tab w:val="left" w:pos="2800"/>
-          <w:tab w:val="left" w:pos="3360"/>
-          <w:tab w:val="left" w:pos="3920"/>
-          <w:tab w:val="left" w:pos="4480"/>
-          <w:tab w:val="left" w:pos="5040"/>
-          <w:tab w:val="left" w:pos="5600"/>
-          <w:tab w:val="left" w:pos="6160"/>
-          <w:tab w:val="left" w:pos="6720"/>
-          <w:tab w:val="left" w:pos="6740"/>
-          <w:tab w:val="left" w:pos="6760"/>
-          <w:tab w:val="left" w:pos="6780"/>
-          <w:tab w:val="left" w:pos="6800"/>
-          <w:tab w:val="left" w:pos="6820"/>
-          <w:tab w:val="left" w:pos="6840"/>
-          <w:tab w:val="left" w:pos="6860"/>
-          <w:tab w:val="left" w:pos="6880"/>
-          <w:tab w:val="left" w:pos="6900"/>
-          <w:tab w:val="left" w:pos="6920"/>
-          <w:tab w:val="left" w:pos="6940"/>
-          <w:tab w:val="left" w:pos="6960"/>
-          <w:tab w:val="left" w:pos="6980"/>
-          <w:tab w:val="left" w:pos="7000"/>
-          <w:tab w:val="left" w:pos="7020"/>
-          <w:tab w:val="left" w:pos="7040"/>
-          <w:tab w:val="left" w:pos="7060"/>
-          <w:tab w:val="left" w:pos="7080"/>
-          <w:tab w:val="left" w:pos="7100"/>
-          <w:tab w:val="left" w:pos="7120"/>
-          <w:tab w:val="left" w:pos="7140"/>
-          <w:tab w:val="left" w:pos="7160"/>
-          <w:tab w:val="left" w:pos="7180"/>
-          <w:tab w:val="left" w:pos="7200"/>
-          <w:tab w:val="left" w:pos="7220"/>
-          <w:tab w:val="left" w:pos="7240"/>
-          <w:tab w:val="left" w:pos="7260"/>
-          <w:tab w:val="left" w:pos="7280"/>
-          <w:tab w:val="left" w:pos="7300"/>
-          <w:tab w:val="left" w:pos="7320"/>
-          <w:tab w:val="left" w:pos="7340"/>
-          <w:tab w:val="left" w:pos="7360"/>
-          <w:tab w:val="left" w:pos="7380"/>
-          <w:tab w:val="left" w:pos="7400"/>
-          <w:tab w:val="left" w:pos="7420"/>
-          <w:tab w:val="left" w:pos="7440"/>
-          <w:tab w:val="left" w:pos="7460"/>
-          <w:tab w:val="left" w:pos="7480"/>
-          <w:tab w:val="left" w:pos="7500"/>
-          <w:tab w:val="left" w:pos="7520"/>
-          <w:tab w:val="left" w:pos="7540"/>
-          <w:tab w:val="left" w:pos="7560"/>
-          <w:tab w:val="left" w:pos="7580"/>
-          <w:tab w:val="left" w:pos="7600"/>
-          <w:tab w:val="left" w:pos="7620"/>
-          <w:tab w:val="left" w:pos="7640"/>
-          <w:tab w:val="left" w:pos="7660"/>
-          <w:tab w:val="left" w:pos="7680"/>
-          <w:tab w:val="left" w:pos="7700"/>
-          <w:tab w:val="left" w:pos="7720"/>
-          <w:tab w:val="left" w:pos="7740"/>
-          <w:tab w:val="left" w:pos="7760"/>
-        </w:tabs>
-        <w:suppressAutoHyphens/>
-        <w:spacing w:before="0" w:line="240" w:lineRule="auto"/>
-        <w:rPr>
-          <w:rFonts w:ascii="Times New Roman" w:eastAsia="Times New Roman" w:hAnsi="Times New Roman" w:cs="Times New Roman"/>
-          <w:sz w:val="26"/>
-          <w:szCs w:val="26"/>
-        </w:rPr>
-      </w:pPr>
-      <w:r>
-        <w:rPr>
-          <w:rFonts w:ascii="Times New Roman" w:hAnsi="Times New Roman" w:cs="Times New Roman"/>
-          <w:sz w:val="26"/>
-          <w:szCs w:val="26"/>
-        </w:rPr>
+        <w:spacing w:before="0" w:after="0"/>
+      </w:pPr>
+      <w:r>
+        <w:rPr>
+          <w:sz w:val="26"/>
+          <w:szCs w:val="26"/>
+        </w:rPr>
+        <w:t>Место работы, должность, ученая степень, ученое звание рецензента</w:t>
+      </w:r>
+      <w:r>
+        <w:rPr>
+          <w:sz w:val="26"/>
+          <w:szCs w:val="26"/>
+        </w:rPr>
+        <w:br/>
         <w:t xml:space="preserve">ЯрГУ им. </w:t>
       </w:r>
       <w:proofErr w:type="spellStart"/>
       <w:r>
         <w:rPr>
-          <w:rFonts w:ascii="Times New Roman" w:hAnsi="Times New Roman" w:cs="Times New Roman"/>
           <w:sz w:val="26"/>
           <w:szCs w:val="26"/>
         </w:rPr>
@@ -548,53 +466,16 @@
           <w:sz w:val="26"/>
           <w:szCs w:val="26"/>
         </w:rPr>
-        <w:t>,</w:t>
-      </w:r>
-      <w:r>
-        <w:rPr>
-          <w:sz w:val="26"/>
-          <w:szCs w:val="26"/>
-        </w:rPr>
-        <w:t xml:space="preserve"> </w:t>
-      </w:r>
-      <w:r>
-        <w:rPr>
-          <w:rFonts w:ascii="Times New Roman" w:hAnsi="Times New Roman" w:cs="Times New Roman"/>
-          <w:sz w:val="26"/>
-          <w:szCs w:val="26"/>
-        </w:rPr>
-        <w:t>доцент кафедры компьютерных сетей</w:t>
-      </w:r>
-      <w:r>
-        <w:rPr>
-          <w:rFonts w:ascii="Times New Roman" w:eastAsia="Times New Roman" w:hAnsi="Times New Roman" w:cs="Times New Roman"/>
-          <w:sz w:val="26"/>
-          <w:szCs w:val="26"/>
-        </w:rPr>
-        <w:t xml:space="preserve"> </w:t>
-      </w:r>
-      <w:r>
-        <w:rPr>
-          <w:rFonts w:ascii="Times New Roman" w:hAnsi="Times New Roman" w:cs="Times New Roman"/>
-          <w:sz w:val="26"/>
-          <w:szCs w:val="26"/>
-        </w:rPr>
+        <w:t>, доцент кафедры компьютерных сетей</w:t>
+      </w:r>
+      <w:r>
+        <w:rPr>
+          <w:sz w:val="26"/>
+          <w:szCs w:val="26"/>
+        </w:rPr>
+        <w:br/>
         <w:t>Федулов Даниил Дмитриевич</w:t>
       </w:r>
-      <w:r>
-        <w:rPr>
-          <w:rFonts w:ascii="Times New Roman" w:hAnsi="Times New Roman" w:cs="Times New Roman"/>
-          <w:sz w:val="26"/>
-          <w:szCs w:val="26"/>
-        </w:rPr>
-        <w:t>.</w:t>
-      </w:r>
-    </w:p>
-    <w:p>
-      <w:pPr>
-        <w:pStyle w:val="a4"/>
-        <w:spacing w:before="0" w:after="0"/>
-      </w:pPr>
     </w:p>
     <w:p>
       <w:pPr>
@@ -816,7 +697,6 @@
           <w:sz w:val="26"/>
           <w:szCs w:val="26"/>
         </w:rPr>
-        <w:lastRenderedPageBreak/>
         <w:t>Разработанная система может быть применена как для защиты серверной инфраструктуры, так и для мониторинга пользовательских рабочих станций.</w:t>
       </w:r>
     </w:p>
@@ -851,6 +731,7 @@
           <w:sz w:val="26"/>
           <w:szCs w:val="26"/>
         </w:rPr>
+        <w:lastRenderedPageBreak/>
         <w:t>К достоинствам работы относятся глубокое понимание проблематики киберугроз, анализ сигнатурных методов и обоснованный выбор алгоритмов поиска аномалий в дополнение к ним, оригинальный алгоритм корректировки весов анализаторов на основе сигмоидальной функции, а также реализованный набор базовых анализаторов. Разработана комплексная модель данных, охватывающая системную, процессную и сетевую активность.</w:t>
       </w:r>
       <w:r>
@@ -2456,7 +2337,6 @@
   <w:style w:type="character" w:default="1" w:styleId="a0">
     <w:name w:val="Default Paragraph Font"/>
     <w:uiPriority w:val="1"/>
-    <w:semiHidden/>
     <w:unhideWhenUsed/>
   </w:style>
   <w:style w:type="table" w:default="1" w:styleId="a1">
